--- a/docs/Руководство_пользователя.docx
+++ b/docs/Руководство_пользователя.docx
@@ -1363,7 +1363,238 @@
           <w:sz w:val="32"/>
           <w:szCs w:val="32"/>
         </w:rPr>
-        <w:t xml:space="preserve">7. Частые вопросы</w:t>
+        <w:t xml:space="preserve">7. Архив дашбордов (если вам выдан доступ)</w:t>
+      </w:r>
+    </w:p>
+    <w:p>
+      <w:pPr>
+        <w:spacing w:after="120" w:line="300"/>
+      </w:pPr>
+      <w:r>
+        <w:rPr>
+          <w:rFonts w:ascii="PT Sans" w:cs="PT Sans" w:eastAsia="PT Sans" w:hAnsi="PT Sans"/>
+          <w:color w:val="2c2a29"/>
+          <w:sz w:val="22"/>
+          <w:szCs w:val="22"/>
+        </w:rPr>
+        <w:t xml:space="preserve">Раздел «Архив» появляется в меню, когда администратор или модератор выдал вам допуск. В архиве хранятся </w:t>
+      </w:r>
+      <w:r>
+        <w:rPr>
+          <w:rFonts w:ascii="PT Sans" w:cs="PT Sans" w:eastAsia="PT Sans" w:hAnsi="PT Sans"/>
+          <w:b/>
+          <w:bCs/>
+          <w:color w:val="2c2a29"/>
+          <w:sz w:val="22"/>
+          <w:szCs w:val="22"/>
+        </w:rPr>
+        <w:t xml:space="preserve">слепки дашбордов по месяцам</w:t>
+      </w:r>
+      <w:r>
+        <w:rPr>
+          <w:rFonts w:ascii="PT Sans" w:cs="PT Sans" w:eastAsia="PT Sans" w:hAnsi="PT Sans"/>
+          <w:color w:val="2c2a29"/>
+          <w:sz w:val="22"/>
+          <w:szCs w:val="22"/>
+        </w:rPr>
+        <w:t xml:space="preserve"> — «как было на момент архивации»: данные в них зафиксированы и уже не меняются (в отличие от живых дашбордов).</w:t>
+      </w:r>
+    </w:p>
+    <w:p>
+      <w:pPr>
+        <w:keepNext/>
+        <w:spacing w:after="60" w:before="160"/>
+        <w:jc w:val="center"/>
+      </w:pPr>
+      <w:r>
+        <w:drawing>
+          <wp:inline distT="0" distB="0" distL="0" distR="0">
+            <wp:extent cx="5829300" cy="3648075"/>
+            <wp:effectExtent t="0" r="0" b="0" l="0"/>
+            <wp:docPr id="1" name="" descr="" title=""/>
+            <wp:cNvGraphicFramePr>
+              <a:graphicFrameLocks xmlns:a="http://schemas.openxmlformats.org/drawingml/2006/main" noChangeAspect="1"/>
+            </wp:cNvGraphicFramePr>
+            <a:graphic xmlns:a="http://schemas.openxmlformats.org/drawingml/2006/main">
+              <a:graphicData uri="http://schemas.openxmlformats.org/drawingml/2006/picture">
+                <pic:pic xmlns:pic="http://schemas.openxmlformats.org/drawingml/2006/picture">
+                  <pic:nvPicPr>
+                    <pic:cNvPr id="0" name="" descr=""/>
+                    <pic:cNvPicPr>
+                      <a:picLocks noChangeAspect="1" noChangeArrowheads="1"/>
+                    </pic:cNvPicPr>
+                  </pic:nvPicPr>
+                  <pic:blipFill>
+                    <a:blip r:embed="rId11" cstate="none"/>
+                    <a:srcRect/>
+                    <a:stretch>
+                      <a:fillRect/>
+                    </a:stretch>
+                  </pic:blipFill>
+                  <pic:spPr bwMode="auto">
+                    <a:xfrm>
+                      <a:off x="0" y="0"/>
+                      <a:ext cx="5829300" cy="3648075"/>
+                    </a:xfrm>
+                    <a:prstGeom prst="rect">
+                      <a:avLst/>
+                    </a:prstGeom>
+                  </pic:spPr>
+                </pic:pic>
+              </a:graphicData>
+            </a:graphic>
+          </wp:inline>
+        </w:drawing>
+      </w:r>
+    </w:p>
+    <w:p>
+      <w:pPr>
+        <w:spacing w:after="200"/>
+        <w:jc w:val="center"/>
+      </w:pPr>
+      <w:r>
+        <w:rPr>
+          <w:rFonts w:ascii="PT Sans" w:cs="PT Sans" w:eastAsia="PT Sans" w:hAnsi="PT Sans"/>
+          <w:i/>
+          <w:iCs/>
+          <w:color w:val="6b625c"/>
+          <w:sz w:val="18"/>
+          <w:szCs w:val="18"/>
+        </w:rPr>
+        <w:t xml:space="preserve">Рис. 5. Раздел «Архив»: месячные папки слева, поиск по названию и теме, карточки слепков</w:t>
+      </w:r>
+    </w:p>
+    <w:p>
+      <w:pPr>
+        <w:pStyle w:val="ListParagraph"/>
+        <w:numPr>
+          <w:ilvl w:val="0"/>
+          <w:numId w:val="3"/>
+        </w:numPr>
+        <w:spacing w:after="60" w:line="280"/>
+      </w:pPr>
+      <w:r>
+        <w:rPr>
+          <w:rFonts w:ascii="PT Sans" w:cs="PT Sans" w:eastAsia="PT Sans" w:hAnsi="PT Sans"/>
+          <w:color w:val="2c2a29"/>
+          <w:sz w:val="22"/>
+          <w:szCs w:val="22"/>
+        </w:rPr>
+        <w:t xml:space="preserve">Слева — </w:t>
+      </w:r>
+      <w:r>
+        <w:rPr>
+          <w:rFonts w:ascii="PT Sans" w:cs="PT Sans" w:eastAsia="PT Sans" w:hAnsi="PT Sans"/>
+          <w:b/>
+          <w:bCs/>
+          <w:color w:val="2c2a29"/>
+          <w:sz w:val="22"/>
+          <w:szCs w:val="22"/>
+        </w:rPr>
+        <w:t xml:space="preserve">папки по месяцам</w:t>
+      </w:r>
+      <w:r>
+        <w:rPr>
+          <w:rFonts w:ascii="PT Sans" w:cs="PT Sans" w:eastAsia="PT Sans" w:hAnsi="PT Sans"/>
+          <w:color w:val="2c2a29"/>
+          <w:sz w:val="22"/>
+          <w:szCs w:val="22"/>
+        </w:rPr>
+        <w:t xml:space="preserve"> с количеством слепков; клик по месяцу показывает всё за этот месяц.</w:t>
+      </w:r>
+    </w:p>
+    <w:p>
+      <w:pPr>
+        <w:pStyle w:val="ListParagraph"/>
+        <w:numPr>
+          <w:ilvl w:val="0"/>
+          <w:numId w:val="3"/>
+        </w:numPr>
+        <w:spacing w:after="60" w:line="280"/>
+      </w:pPr>
+      <w:r>
+        <w:rPr>
+          <w:rFonts w:ascii="PT Sans" w:cs="PT Sans" w:eastAsia="PT Sans" w:hAnsi="PT Sans"/>
+          <w:color w:val="2c2a29"/>
+          <w:sz w:val="22"/>
+          <w:szCs w:val="22"/>
+        </w:rPr>
+        <w:t xml:space="preserve">Сверху — </w:t>
+      </w:r>
+      <w:r>
+        <w:rPr>
+          <w:rFonts w:ascii="PT Sans" w:cs="PT Sans" w:eastAsia="PT Sans" w:hAnsi="PT Sans"/>
+          <w:b/>
+          <w:bCs/>
+          <w:color w:val="2c2a29"/>
+          <w:sz w:val="22"/>
+          <w:szCs w:val="22"/>
+        </w:rPr>
+        <w:t xml:space="preserve">поиск</w:t>
+      </w:r>
+      <w:r>
+        <w:rPr>
+          <w:rFonts w:ascii="PT Sans" w:cs="PT Sans" w:eastAsia="PT Sans" w:hAnsi="PT Sans"/>
+          <w:color w:val="2c2a29"/>
+          <w:sz w:val="22"/>
+          <w:szCs w:val="22"/>
+        </w:rPr>
+        <w:t xml:space="preserve"> по названию дашборда или теме и фильтр «Все темы».</w:t>
+      </w:r>
+    </w:p>
+    <w:p>
+      <w:pPr>
+        <w:pStyle w:val="ListParagraph"/>
+        <w:numPr>
+          <w:ilvl w:val="0"/>
+          <w:numId w:val="3"/>
+        </w:numPr>
+        <w:spacing w:after="60" w:line="280"/>
+      </w:pPr>
+      <w:r>
+        <w:rPr>
+          <w:rFonts w:ascii="PT Sans" w:cs="PT Sans" w:eastAsia="PT Sans" w:hAnsi="PT Sans"/>
+          <w:color w:val="2c2a29"/>
+          <w:sz w:val="22"/>
+          <w:szCs w:val="22"/>
+        </w:rPr>
+        <w:t xml:space="preserve">«Открыть» — просмотр слепка: те же графики и таблицы, но из зафиксированных данных (плашка сверху напоминает дату архивации).</w:t>
+      </w:r>
+    </w:p>
+    <w:p>
+      <w:pPr>
+        <w:pStyle w:val="ListParagraph"/>
+        <w:numPr>
+          <w:ilvl w:val="0"/>
+          <w:numId w:val="3"/>
+        </w:numPr>
+        <w:spacing w:after="60" w:line="280"/>
+      </w:pPr>
+      <w:r>
+        <w:rPr>
+          <w:rFonts w:ascii="PT Sans" w:cs="PT Sans" w:eastAsia="PT Sans" w:hAnsi="PT Sans"/>
+          <w:color w:val="2c2a29"/>
+          <w:sz w:val="22"/>
+          <w:szCs w:val="22"/>
+        </w:rPr>
+        <w:t xml:space="preserve">«⤓ Excel» — данные слепка в таблицах, без пересчёта.</w:t>
+      </w:r>
+    </w:p>
+    <w:p>
+      <w:pPr>
+        <w:pStyle w:val="Heading1"/>
+        <w:spacing w:after="160" w:before="360"/>
+      </w:pPr>
+      <w:r>
+        <w:rPr>
+          <w:rFonts w:ascii="PT Sans" w:cs="PT Sans" w:eastAsia="PT Sans" w:hAnsi="PT Sans"/>
+          <w:b/>
+          <w:bCs/>
+          <w:color w:val="e04e39"/>
+          <w:sz w:val="32"/>
+          <w:szCs w:val="32"/>
+        </w:rPr>
+        <w:t xml:space="preserve">8. Частые вопросы</w:t>
       </w:r>
     </w:p>
     <w:tbl>
@@ -1797,6 +2028,65 @@
           </w:p>
         </w:tc>
       </w:tr>
+      <w:tr>
+        <w:trPr>
+          <w:tblHeader w:val="false"/>
+        </w:trPr>
+        <w:tc>
+          <w:tcPr>
+            <w:tcW w:type="dxa" w:w="3200"/>
+            <w:tcMar>
+              <w:top w:type="dxa" w:w="60"/>
+              <w:left w:type="dxa" w:w="100"/>
+              <w:bottom w:type="dxa" w:w="60"/>
+              <w:right w:type="dxa" w:w="100"/>
+            </w:tcMar>
+          </w:tcPr>
+          <w:p>
+            <w:pPr>
+              <w:spacing w:after="0" w:line="260"/>
+            </w:pPr>
+            <w:r>
+              <w:rPr>
+                <w:rFonts w:ascii="PT Sans" w:cs="PT Sans" w:eastAsia="PT Sans" w:hAnsi="PT Sans"/>
+                <w:b w:val="false"/>
+                <w:bCs w:val="false"/>
+                <w:color w:val="2c2a29"/>
+                <w:sz w:val="20"/>
+                <w:szCs w:val="20"/>
+              </w:rPr>
+              <w:t xml:space="preserve">Не вижу раздел «Архив»</w:t>
+            </w:r>
+          </w:p>
+        </w:tc>
+        <w:tc>
+          <w:tcPr>
+            <w:tcW w:type="dxa" w:w="6440"/>
+            <w:tcMar>
+              <w:top w:type="dxa" w:w="60"/>
+              <w:left w:type="dxa" w:w="100"/>
+              <w:bottom w:type="dxa" w:w="60"/>
+              <w:right w:type="dxa" w:w="100"/>
+            </w:tcMar>
+          </w:tcPr>
+          <w:p>
+            <w:pPr>
+              <w:spacing w:after="0" w:line="260"/>
+            </w:pPr>
+            <w:r>
+              <w:rPr>
+                <w:rFonts w:ascii="PT Sans" w:cs="PT Sans" w:eastAsia="PT Sans" w:hAnsi="PT Sans"/>
+                <w:b w:val="false"/>
+                <w:bCs w:val="false"/>
+                <w:color w:val="2c2a29"/>
+                <w:sz w:val="20"/>
+                <w:szCs w:val="20"/>
+              </w:rPr>
+              <w:t xml:space="preserve">Доступ к архиву выдаётся избирательно — попросите администратора или модератора.</w:t>
+            </w:r>
+          </w:p>
+        </w:tc>
+      </w:tr>
     </w:tbl>
     <w:sectPr>
       <w:pgSz w:w="11906" w:h="16838" w:orient="portrait"/>

--- a/docs/Руководство_пользователя.docx
+++ b/docs/Руководство_пользователя.docx
@@ -781,16 +781,16 @@
           <w:sz w:val="22"/>
           <w:szCs w:val="22"/>
         </w:rPr>
-        <w:t xml:space="preserve">Тёмная тема</w:t>
-      </w:r>
-      <w:r>
-        <w:rPr>
-          <w:rFonts w:ascii="PT Sans" w:cs="PT Sans" w:eastAsia="PT Sans" w:hAnsi="PT Sans"/>
-          <w:color w:val="2c2a29"/>
-          <w:sz w:val="22"/>
-          <w:szCs w:val="22"/>
-        </w:rPr>
-        <w:t xml:space="preserve"> — кнопка 🌙/☀️ в шапке; выбор запоминается.</w:t>
+        <w:t xml:space="preserve">Темы оформления</w:t>
+      </w:r>
+      <w:r>
+        <w:rPr>
+          <w:rFonts w:ascii="PT Sans" w:cs="PT Sans" w:eastAsia="PT Sans" w:hAnsi="PT Sans"/>
+          <w:color w:val="2c2a29"/>
+          <w:sz w:val="22"/>
+          <w:szCs w:val="22"/>
+        </w:rPr>
+        <w:t xml:space="preserve"> — кнопка в шапке переключает по кругу: светлая → тёмная → сине-золотая «МинЭк ДНР»; выбор запоминается.</w:t>
       </w:r>
     </w:p>
     <w:p>

--- a/docs/Руководство_пользователя.docx
+++ b/docs/Руководство_пользователя.docx
@@ -1658,7 +1658,635 @@
           <w:sz w:val="32"/>
           <w:szCs w:val="32"/>
         </w:rPr>
-        <w:t xml:space="preserve">8. Частые вопросы</w:t>
+        <w:t xml:space="preserve">8. Витрины: несколько дашбордов на одном экране</w:t>
+      </w:r>
+    </w:p>
+    <w:p>
+      <w:pPr>
+        <w:spacing w:after="120" w:line="300"/>
+      </w:pPr>
+      <w:r>
+        <w:rPr>
+          <w:rFonts w:ascii="PT Sans" w:cs="PT Sans" w:eastAsia="PT Sans" w:hAnsi="PT Sans"/>
+          <w:color w:val="2c2a29"/>
+          <w:sz w:val="22"/>
+          <w:szCs w:val="22"/>
+        </w:rPr>
+        <w:t xml:space="preserve">Раздел </w:t>
+      </w:r>
+      <w:r>
+        <w:rPr>
+          <w:rFonts w:ascii="PT Sans" w:cs="PT Sans" w:eastAsia="PT Sans" w:hAnsi="PT Sans"/>
+          <w:b/>
+          <w:bCs/>
+          <w:color w:val="2c2a29"/>
+          <w:sz w:val="22"/>
+          <w:szCs w:val="22"/>
+        </w:rPr>
+        <w:t xml:space="preserve">«Витрины»</w:t>
+      </w:r>
+      <w:r>
+        <w:rPr>
+          <w:rFonts w:ascii="PT Sans" w:cs="PT Sans" w:eastAsia="PT Sans" w:hAnsi="PT Sans"/>
+          <w:color w:val="2c2a29"/>
+          <w:sz w:val="22"/>
+          <w:szCs w:val="22"/>
+        </w:rPr>
+        <w:t xml:space="preserve"> показывает подборку из нескольких целых дашбордов сразу — удобно для оперативного совещания или экрана в кабинете: не нужно переключаться между дашбордами, всё видно одновременно. Витрины собирает администратор или модератор, вам остаётся выбрать нужную из списка.</w:t>
+      </w:r>
+    </w:p>
+    <w:p>
+      <w:pPr>
+        <w:keepNext/>
+        <w:spacing w:after="60" w:before="160"/>
+        <w:jc w:val="center"/>
+      </w:pPr>
+      <w:r>
+        <w:drawing>
+          <wp:inline distT="0" distB="0" distL="0" distR="0">
+            <wp:extent cx="5829300" cy="3648075"/>
+            <wp:effectExtent t="0" r="0" b="0" l="0"/>
+            <wp:docPr id="1" name="" descr="" title=""/>
+            <wp:cNvGraphicFramePr>
+              <a:graphicFrameLocks xmlns:a="http://schemas.openxmlformats.org/drawingml/2006/main" noChangeAspect="1"/>
+            </wp:cNvGraphicFramePr>
+            <a:graphic xmlns:a="http://schemas.openxmlformats.org/drawingml/2006/main">
+              <a:graphicData uri="http://schemas.openxmlformats.org/drawingml/2006/picture">
+                <pic:pic xmlns:pic="http://schemas.openxmlformats.org/drawingml/2006/picture">
+                  <pic:nvPicPr>
+                    <pic:cNvPr id="0" name="" descr=""/>
+                    <pic:cNvPicPr>
+                      <a:picLocks noChangeAspect="1" noChangeArrowheads="1"/>
+                    </pic:cNvPicPr>
+                  </pic:nvPicPr>
+                  <pic:blipFill>
+                    <a:blip r:embed="rId13" cstate="none"/>
+                    <a:srcRect/>
+                    <a:stretch>
+                      <a:fillRect/>
+                    </a:stretch>
+                  </pic:blipFill>
+                  <pic:spPr bwMode="auto">
+                    <a:xfrm>
+                      <a:off x="0" y="0"/>
+                      <a:ext cx="5829300" cy="3648075"/>
+                    </a:xfrm>
+                    <a:prstGeom prst="rect">
+                      <a:avLst/>
+                    </a:prstGeom>
+                  </pic:spPr>
+                </pic:pic>
+              </a:graphicData>
+            </a:graphic>
+          </wp:inline>
+        </w:drawing>
+      </w:r>
+    </w:p>
+    <w:p>
+      <w:pPr>
+        <w:spacing w:after="200"/>
+        <w:jc w:val="center"/>
+      </w:pPr>
+      <w:r>
+        <w:rPr>
+          <w:rFonts w:ascii="PT Sans" w:cs="PT Sans" w:eastAsia="PT Sans" w:hAnsi="PT Sans"/>
+          <w:i/>
+          <w:iCs/>
+          <w:color w:val="6b625c"/>
+          <w:sz w:val="18"/>
+          <w:szCs w:val="18"/>
+        </w:rPr>
+        <w:t xml:space="preserve">Рис. 7. Витрина: несколько дашбордов с живыми виджетами на одном экране</w:t>
+      </w:r>
+    </w:p>
+    <w:p>
+      <w:pPr>
+        <w:pStyle w:val="ListParagraph"/>
+        <w:numPr>
+          <w:ilvl w:val="0"/>
+          <w:numId w:val="3"/>
+        </w:numPr>
+        <w:spacing w:after="60" w:line="280"/>
+      </w:pPr>
+      <w:r>
+        <w:rPr>
+          <w:rFonts w:ascii="PT Sans" w:cs="PT Sans" w:eastAsia="PT Sans" w:hAnsi="PT Sans"/>
+          <w:color w:val="2c2a29"/>
+          <w:sz w:val="22"/>
+          <w:szCs w:val="22"/>
+        </w:rPr>
+        <w:t xml:space="preserve">Панели обновляются вместе — данные подгружаются одним запросом, поэтому витрина открывается быстро даже при нескольких дашбордах.</w:t>
+      </w:r>
+    </w:p>
+    <w:p>
+      <w:pPr>
+        <w:pStyle w:val="ListParagraph"/>
+        <w:numPr>
+          <w:ilvl w:val="0"/>
+          <w:numId w:val="3"/>
+        </w:numPr>
+        <w:spacing w:after="60" w:line="280"/>
+      </w:pPr>
+      <w:r>
+        <w:rPr>
+          <w:rFonts w:ascii="PT Sans" w:cs="PT Sans" w:eastAsia="PT Sans" w:hAnsi="PT Sans"/>
+          <w:color w:val="2c2a29"/>
+          <w:sz w:val="22"/>
+          <w:szCs w:val="22"/>
+        </w:rPr>
+        <w:t xml:space="preserve">«открыть →» в заголовке панели — перейти к полному дашборду (с фильтрами, экспортом и обсуждением).</w:t>
+      </w:r>
+    </w:p>
+    <w:p>
+      <w:pPr>
+        <w:pBdr>
+          <w:left w:val="single" w:color="e04e39" w:sz="18"/>
+        </w:pBdr>
+        <w:shd w:fill="faf0e9" w:val="clear"/>
+        <w:spacing w:after="140" w:line="280"/>
+        <w:ind w:left="200"/>
+      </w:pPr>
+      <w:r>
+        <w:rPr>
+          <w:rFonts w:ascii="PT Sans" w:cs="PT Sans" w:eastAsia="PT Sans" w:hAnsi="PT Sans"/>
+          <w:color w:val="2c2a29"/>
+          <w:sz w:val="20"/>
+          <w:szCs w:val="20"/>
+        </w:rPr>
+        <w:t xml:space="preserve">Не путайте с кнопкой </w:t>
+      </w:r>
+      <w:r>
+        <w:rPr>
+          <w:rFonts w:ascii="PT Sans" w:cs="PT Sans" w:eastAsia="PT Sans" w:hAnsi="PT Sans"/>
+          <w:b/>
+          <w:bCs/>
+          <w:color w:val="2c2a29"/>
+          <w:sz w:val="22"/>
+          <w:szCs w:val="22"/>
+        </w:rPr>
+        <w:t xml:space="preserve">«📺 Витрина»</w:t>
+      </w:r>
+      <w:r>
+        <w:rPr>
+          <w:rFonts w:ascii="PT Sans" w:cs="PT Sans" w:eastAsia="PT Sans" w:hAnsi="PT Sans"/>
+          <w:color w:val="2c2a29"/>
+          <w:sz w:val="20"/>
+          <w:szCs w:val="20"/>
+        </w:rPr>
+        <w:t xml:space="preserve"> внутри дашборда: та включает полноэкранный показ страниц ОДНОГО дашборда по кругу — режим для телевизора в холле.</w:t>
+      </w:r>
+    </w:p>
+    <w:p>
+      <w:pPr>
+        <w:pStyle w:val="Heading1"/>
+        <w:spacing w:after="160" w:before="360"/>
+      </w:pPr>
+      <w:r>
+        <w:rPr>
+          <w:rFonts w:ascii="PT Sans" w:cs="PT Sans" w:eastAsia="PT Sans" w:hAnsi="PT Sans"/>
+          <w:b/>
+          <w:bCs/>
+          <w:color w:val="e04e39"/>
+          <w:sz w:val="32"/>
+          <w:szCs w:val="32"/>
+        </w:rPr>
+        <w:t xml:space="preserve">9. Обращение к администратору</w:t>
+      </w:r>
+    </w:p>
+    <w:p>
+      <w:pPr>
+        <w:spacing w:after="120" w:line="300"/>
+      </w:pPr>
+      <w:r>
+        <w:rPr>
+          <w:rFonts w:ascii="PT Sans" w:cs="PT Sans" w:eastAsia="PT Sans" w:hAnsi="PT Sans"/>
+          <w:color w:val="2c2a29"/>
+          <w:sz w:val="22"/>
+          <w:szCs w:val="22"/>
+        </w:rPr>
+        <w:t xml:space="preserve">Если нужен доступ к дашборду, замечена ошибка в данных или не получается войти — напишите обращение: раздел </w:t>
+      </w:r>
+      <w:r>
+        <w:rPr>
+          <w:rFonts w:ascii="PT Sans" w:cs="PT Sans" w:eastAsia="PT Sans" w:hAnsi="PT Sans"/>
+          <w:b/>
+          <w:bCs/>
+          <w:color w:val="2c2a29"/>
+          <w:sz w:val="22"/>
+          <w:szCs w:val="22"/>
+        </w:rPr>
+        <w:t xml:space="preserve">«Обращения»</w:t>
+      </w:r>
+      <w:r>
+        <w:rPr>
+          <w:rFonts w:ascii="PT Sans" w:cs="PT Sans" w:eastAsia="PT Sans" w:hAnsi="PT Sans"/>
+          <w:color w:val="2c2a29"/>
+          <w:sz w:val="22"/>
+          <w:szCs w:val="22"/>
+        </w:rPr>
+        <w:t xml:space="preserve"> → </w:t>
+      </w:r>
+      <w:r>
+        <w:rPr>
+          <w:rFonts w:ascii="PT Sans" w:cs="PT Sans" w:eastAsia="PT Sans" w:hAnsi="PT Sans"/>
+          <w:b/>
+          <w:bCs/>
+          <w:color w:val="2c2a29"/>
+          <w:sz w:val="22"/>
+          <w:szCs w:val="22"/>
+        </w:rPr>
+        <w:t xml:space="preserve">«Новое обращение»</w:t>
+      </w:r>
+      <w:r>
+        <w:rPr>
+          <w:rFonts w:ascii="PT Sans" w:cs="PT Sans" w:eastAsia="PT Sans" w:hAnsi="PT Sans"/>
+          <w:color w:val="2c2a29"/>
+          <w:sz w:val="22"/>
+          <w:szCs w:val="22"/>
+        </w:rPr>
+        <w:t xml:space="preserve">. Переписка ведётся прямо в системе, ответ придёт туда же и в колокольчик.</w:t>
+      </w:r>
+    </w:p>
+    <w:p>
+      <w:pPr>
+        <w:keepNext/>
+        <w:spacing w:after="60" w:before="160"/>
+        <w:jc w:val="center"/>
+      </w:pPr>
+      <w:r>
+        <w:drawing>
+          <wp:inline distT="0" distB="0" distL="0" distR="0">
+            <wp:extent cx="5829300" cy="3648075"/>
+            <wp:effectExtent t="0" r="0" b="0" l="0"/>
+            <wp:docPr id="1" name="" descr="" title=""/>
+            <wp:cNvGraphicFramePr>
+              <a:graphicFrameLocks xmlns:a="http://schemas.openxmlformats.org/drawingml/2006/main" noChangeAspect="1"/>
+            </wp:cNvGraphicFramePr>
+            <a:graphic xmlns:a="http://schemas.openxmlformats.org/drawingml/2006/main">
+              <a:graphicData uri="http://schemas.openxmlformats.org/drawingml/2006/picture">
+                <pic:pic xmlns:pic="http://schemas.openxmlformats.org/drawingml/2006/picture">
+                  <pic:nvPicPr>
+                    <pic:cNvPr id="0" name="" descr=""/>
+                    <pic:cNvPicPr>
+                      <a:picLocks noChangeAspect="1" noChangeArrowheads="1"/>
+                    </pic:cNvPicPr>
+                  </pic:nvPicPr>
+                  <pic:blipFill>
+                    <a:blip r:embed="rId14" cstate="none"/>
+                    <a:srcRect/>
+                    <a:stretch>
+                      <a:fillRect/>
+                    </a:stretch>
+                  </pic:blipFill>
+                  <pic:spPr bwMode="auto">
+                    <a:xfrm>
+                      <a:off x="0" y="0"/>
+                      <a:ext cx="5829300" cy="3648075"/>
+                    </a:xfrm>
+                    <a:prstGeom prst="rect">
+                      <a:avLst/>
+                    </a:prstGeom>
+                  </pic:spPr>
+                </pic:pic>
+              </a:graphicData>
+            </a:graphic>
+          </wp:inline>
+        </w:drawing>
+      </w:r>
+    </w:p>
+    <w:p>
+      <w:pPr>
+        <w:spacing w:after="200"/>
+        <w:jc w:val="center"/>
+      </w:pPr>
+      <w:r>
+        <w:rPr>
+          <w:rFonts w:ascii="PT Sans" w:cs="PT Sans" w:eastAsia="PT Sans" w:hAnsi="PT Sans"/>
+          <w:i/>
+          <w:iCs/>
+          <w:color w:val="6b625c"/>
+          <w:sz w:val="18"/>
+          <w:szCs w:val="18"/>
+        </w:rPr>
+        <w:t xml:space="preserve">Рис. 8. Обращение: переписка пользователя с администратором</w:t>
+      </w:r>
+    </w:p>
+    <w:p>
+      <w:pPr>
+        <w:pStyle w:val="ListParagraph"/>
+        <w:numPr>
+          <w:ilvl w:val="0"/>
+          <w:numId w:val="3"/>
+        </w:numPr>
+        <w:spacing w:after="60" w:line="280"/>
+      </w:pPr>
+      <w:r>
+        <w:rPr>
+          <w:rFonts w:ascii="PT Sans" w:cs="PT Sans" w:eastAsia="PT Sans" w:hAnsi="PT Sans"/>
+          <w:color w:val="2c2a29"/>
+          <w:sz w:val="22"/>
+          <w:szCs w:val="22"/>
+        </w:rPr>
+        <w:t xml:space="preserve">Статусы: «открыто» — ждёт ответа; «отвечено» — администратор ответил; «закрыто» — вопрос решён. Если написать в закрытое обращение, оно откроется снова.</w:t>
+      </w:r>
+    </w:p>
+    <w:p>
+      <w:pPr>
+        <w:pStyle w:val="ListParagraph"/>
+        <w:numPr>
+          <w:ilvl w:val="0"/>
+          <w:numId w:val="3"/>
+        </w:numPr>
+        <w:spacing w:after="60" w:line="280"/>
+      </w:pPr>
+      <w:r>
+        <w:rPr>
+          <w:rFonts w:ascii="PT Sans" w:cs="PT Sans" w:eastAsia="PT Sans" w:hAnsi="PT Sans"/>
+          <w:color w:val="2c2a29"/>
+          <w:sz w:val="22"/>
+          <w:szCs w:val="22"/>
+        </w:rPr>
+        <w:t xml:space="preserve">Учётная запись заблокирована? Форма обращения есть прямо на экране входа — опишите ситуацию, обращение получат администраторы.</w:t>
+      </w:r>
+    </w:p>
+    <w:p>
+      <w:pPr>
+        <w:pStyle w:val="Heading1"/>
+        <w:spacing w:after="160" w:before="360"/>
+      </w:pPr>
+      <w:r>
+        <w:rPr>
+          <w:rFonts w:ascii="PT Sans" w:cs="PT Sans" w:eastAsia="PT Sans" w:hAnsi="PT Sans"/>
+          <w:b/>
+          <w:bCs/>
+          <w:color w:val="e04e39"/>
+          <w:sz w:val="32"/>
+          <w:szCs w:val="32"/>
+        </w:rPr>
+        <w:t xml:space="preserve">10. Личный кабинет</w:t>
+      </w:r>
+    </w:p>
+    <w:p>
+      <w:pPr>
+        <w:spacing w:after="120" w:line="300"/>
+      </w:pPr>
+      <w:r>
+        <w:rPr>
+          <w:rFonts w:ascii="PT Sans" w:cs="PT Sans" w:eastAsia="PT Sans" w:hAnsi="PT Sans"/>
+          <w:color w:val="2c2a29"/>
+          <w:sz w:val="22"/>
+          <w:szCs w:val="22"/>
+        </w:rPr>
+        <w:t xml:space="preserve">Раздел </w:t>
+      </w:r>
+      <w:r>
+        <w:rPr>
+          <w:rFonts w:ascii="PT Sans" w:cs="PT Sans" w:eastAsia="PT Sans" w:hAnsi="PT Sans"/>
+          <w:b/>
+          <w:bCs/>
+          <w:color w:val="2c2a29"/>
+          <w:sz w:val="22"/>
+          <w:szCs w:val="22"/>
+        </w:rPr>
+        <w:t xml:space="preserve">«Кабинет»</w:t>
+      </w:r>
+      <w:r>
+        <w:rPr>
+          <w:rFonts w:ascii="PT Sans" w:cs="PT Sans" w:eastAsia="PT Sans" w:hAnsi="PT Sans"/>
+          <w:color w:val="2c2a29"/>
+          <w:sz w:val="22"/>
+          <w:szCs w:val="22"/>
+        </w:rPr>
+        <w:t xml:space="preserve"> — ваши данные: ФИО, отдел, роли, дата регистрации, смена пароля и история собственных действий (входы, просмотры, выгрузки, комментарии).</w:t>
+      </w:r>
+    </w:p>
+    <w:p>
+      <w:pPr>
+        <w:keepNext/>
+        <w:spacing w:after="60" w:before="160"/>
+        <w:jc w:val="center"/>
+      </w:pPr>
+      <w:r>
+        <w:drawing>
+          <wp:inline distT="0" distB="0" distL="0" distR="0">
+            <wp:extent cx="5829300" cy="3648075"/>
+            <wp:effectExtent t="0" r="0" b="0" l="0"/>
+            <wp:docPr id="1" name="" descr="" title=""/>
+            <wp:cNvGraphicFramePr>
+              <a:graphicFrameLocks xmlns:a="http://schemas.openxmlformats.org/drawingml/2006/main" noChangeAspect="1"/>
+            </wp:cNvGraphicFramePr>
+            <a:graphic xmlns:a="http://schemas.openxmlformats.org/drawingml/2006/main">
+              <a:graphicData uri="http://schemas.openxmlformats.org/drawingml/2006/picture">
+                <pic:pic xmlns:pic="http://schemas.openxmlformats.org/drawingml/2006/picture">
+                  <pic:nvPicPr>
+                    <pic:cNvPr id="0" name="" descr=""/>
+                    <pic:cNvPicPr>
+                      <a:picLocks noChangeAspect="1" noChangeArrowheads="1"/>
+                    </pic:cNvPicPr>
+                  </pic:nvPicPr>
+                  <pic:blipFill>
+                    <a:blip r:embed="rId15" cstate="none"/>
+                    <a:srcRect/>
+                    <a:stretch>
+                      <a:fillRect/>
+                    </a:stretch>
+                  </pic:blipFill>
+                  <pic:spPr bwMode="auto">
+                    <a:xfrm>
+                      <a:off x="0" y="0"/>
+                      <a:ext cx="5829300" cy="3648075"/>
+                    </a:xfrm>
+                    <a:prstGeom prst="rect">
+                      <a:avLst/>
+                    </a:prstGeom>
+                  </pic:spPr>
+                </pic:pic>
+              </a:graphicData>
+            </a:graphic>
+          </wp:inline>
+        </w:drawing>
+      </w:r>
+    </w:p>
+    <w:p>
+      <w:pPr>
+        <w:spacing w:after="200"/>
+        <w:jc w:val="center"/>
+      </w:pPr>
+      <w:r>
+        <w:rPr>
+          <w:rFonts w:ascii="PT Sans" w:cs="PT Sans" w:eastAsia="PT Sans" w:hAnsi="PT Sans"/>
+          <w:i/>
+          <w:iCs/>
+          <w:color w:val="6b625c"/>
+          <w:sz w:val="18"/>
+          <w:szCs w:val="18"/>
+        </w:rPr>
+        <w:t xml:space="preserve">Рис. 9. Личный кабинет: профиль, роли и история собственных действий</w:t>
+      </w:r>
+    </w:p>
+    <w:p>
+      <w:pPr>
+        <w:pBdr>
+          <w:left w:val="single" w:color="e04e39" w:sz="18"/>
+        </w:pBdr>
+        <w:shd w:fill="faf0e9" w:val="clear"/>
+        <w:spacing w:after="140" w:line="280"/>
+        <w:ind w:left="200"/>
+      </w:pPr>
+      <w:r>
+        <w:rPr>
+          <w:rFonts w:ascii="PT Sans" w:cs="PT Sans" w:eastAsia="PT Sans" w:hAnsi="PT Sans"/>
+          <w:color w:val="2c2a29"/>
+          <w:sz w:val="20"/>
+          <w:szCs w:val="20"/>
+        </w:rPr>
+        <w:t xml:space="preserve">После смены пароля все ранее открытые сессии закрываются — на других устройствах потребуется войти заново.</w:t>
+      </w:r>
+    </w:p>
+    <w:p>
+      <w:pPr>
+        <w:pStyle w:val="Heading1"/>
+        <w:spacing w:after="160" w:before="360"/>
+      </w:pPr>
+      <w:r>
+        <w:rPr>
+          <w:rFonts w:ascii="PT Sans" w:cs="PT Sans" w:eastAsia="PT Sans" w:hAnsi="PT Sans"/>
+          <w:b/>
+          <w:bCs/>
+          <w:color w:val="e04e39"/>
+          <w:sz w:val="32"/>
+          <w:szCs w:val="32"/>
+        </w:rPr>
+        <w:t xml:space="preserve">11. Аномалии на графике динамики</w:t>
+      </w:r>
+    </w:p>
+    <w:p>
+      <w:pPr>
+        <w:spacing w:after="120" w:line="300"/>
+      </w:pPr>
+      <w:r>
+        <w:rPr>
+          <w:rFonts w:ascii="PT Sans" w:cs="PT Sans" w:eastAsia="PT Sans" w:hAnsi="PT Sans"/>
+          <w:color w:val="2c2a29"/>
+          <w:sz w:val="22"/>
+          <w:szCs w:val="22"/>
+        </w:rPr>
+        <w:t xml:space="preserve">На графиках динамики система может отмечать </w:t>
+      </w:r>
+      <w:r>
+        <w:rPr>
+          <w:rFonts w:ascii="PT Sans" w:cs="PT Sans" w:eastAsia="PT Sans" w:hAnsi="PT Sans"/>
+          <w:b/>
+          <w:bCs/>
+          <w:color w:val="2c2a29"/>
+          <w:sz w:val="22"/>
+          <w:szCs w:val="22"/>
+        </w:rPr>
+        <w:t xml:space="preserve">выбросы</w:t>
+      </w:r>
+      <w:r>
+        <w:rPr>
+          <w:rFonts w:ascii="PT Sans" w:cs="PT Sans" w:eastAsia="PT Sans" w:hAnsi="PT Sans"/>
+          <w:color w:val="2c2a29"/>
+          <w:sz w:val="22"/>
+          <w:szCs w:val="22"/>
+        </w:rPr>
+        <w:t xml:space="preserve"> — точки, которые сильно отклоняются от общей тенденции. Это простая статистика (сравнение с линией тренда), а не искусственный интеллект: отметка означает «посмотрите внимательнее», а не «здесь ошибка».</w:t>
+      </w:r>
+    </w:p>
+    <w:p>
+      <w:pPr>
+        <w:keepNext/>
+        <w:spacing w:after="60" w:before="160"/>
+        <w:jc w:val="center"/>
+      </w:pPr>
+      <w:r>
+        <w:drawing>
+          <wp:inline distT="0" distB="0" distL="0" distR="0">
+            <wp:extent cx="5829300" cy="3648075"/>
+            <wp:effectExtent t="0" r="0" b="0" l="0"/>
+            <wp:docPr id="1" name="" descr="" title=""/>
+            <wp:cNvGraphicFramePr>
+              <a:graphicFrameLocks xmlns:a="http://schemas.openxmlformats.org/drawingml/2006/main" noChangeAspect="1"/>
+            </wp:cNvGraphicFramePr>
+            <a:graphic xmlns:a="http://schemas.openxmlformats.org/drawingml/2006/main">
+              <a:graphicData uri="http://schemas.openxmlformats.org/drawingml/2006/picture">
+                <pic:pic xmlns:pic="http://schemas.openxmlformats.org/drawingml/2006/picture">
+                  <pic:nvPicPr>
+                    <pic:cNvPr id="0" name="" descr=""/>
+                    <pic:cNvPicPr>
+                      <a:picLocks noChangeAspect="1" noChangeArrowheads="1"/>
+                    </pic:cNvPicPr>
+                  </pic:nvPicPr>
+                  <pic:blipFill>
+                    <a:blip r:embed="rId16" cstate="none"/>
+                    <a:srcRect/>
+                    <a:stretch>
+                      <a:fillRect/>
+                    </a:stretch>
+                  </pic:blipFill>
+                  <pic:spPr bwMode="auto">
+                    <a:xfrm>
+                      <a:off x="0" y="0"/>
+                      <a:ext cx="5829300" cy="3648075"/>
+                    </a:xfrm>
+                    <a:prstGeom prst="rect">
+                      <a:avLst/>
+                    </a:prstGeom>
+                  </pic:spPr>
+                </pic:pic>
+              </a:graphicData>
+            </a:graphic>
+          </wp:inline>
+        </w:drawing>
+      </w:r>
+    </w:p>
+    <w:p>
+      <w:pPr>
+        <w:spacing w:after="200"/>
+        <w:jc w:val="center"/>
+      </w:pPr>
+      <w:r>
+        <w:rPr>
+          <w:rFonts w:ascii="PT Sans" w:cs="PT Sans" w:eastAsia="PT Sans" w:hAnsi="PT Sans"/>
+          <w:i/>
+          <w:iCs/>
+          <w:color w:val="6b625c"/>
+          <w:sz w:val="18"/>
+          <w:szCs w:val="18"/>
+        </w:rPr>
+        <w:t xml:space="preserve">Рис. 10. Динамика с линией тренда: выброс отмечен точкой, под графиком — сводка</w:t>
+      </w:r>
+    </w:p>
+    <w:p>
+      <w:pPr>
+        <w:spacing w:after="120" w:line="300"/>
+      </w:pPr>
+      <w:r>
+        <w:rPr>
+          <w:rFonts w:ascii="PT Sans" w:cs="PT Sans" w:eastAsia="PT Sans" w:hAnsi="PT Sans"/>
+          <w:color w:val="2c2a29"/>
+          <w:sz w:val="22"/>
+          <w:szCs w:val="22"/>
+        </w:rPr>
+        <w:t xml:space="preserve">Под графиком выводится сводка: сколько аномалий найдено и за какие периоды. Порог чувствительности задаёт автор дашборда.</w:t>
+      </w:r>
+    </w:p>
+    <w:p>
+      <w:pPr>
+        <w:pStyle w:val="Heading1"/>
+        <w:spacing w:after="160" w:before="360"/>
+      </w:pPr>
+      <w:r>
+        <w:rPr>
+          <w:rFonts w:ascii="PT Sans" w:cs="PT Sans" w:eastAsia="PT Sans" w:hAnsi="PT Sans"/>
+          <w:b/>
+          <w:bCs/>
+          <w:color w:val="e04e39"/>
+          <w:sz w:val="32"/>
+          <w:szCs w:val="32"/>
+        </w:rPr>
+        <w:t xml:space="preserve">12. Частые вопросы</w:t>
       </w:r>
     </w:p>
     <w:tbl>

--- a/docs/Руководство_пользователя.docx
+++ b/docs/Руководство_пользователя.docx
@@ -547,6 +547,80 @@
     </w:p>
     <w:p>
       <w:pPr>
+        <w:spacing w:after="120" w:line="300"/>
+      </w:pPr>
+      <w:r>
+        <w:rPr>
+          <w:rFonts w:ascii="PT Sans" w:cs="PT Sans" w:eastAsia="PT Sans" w:hAnsi="PT Sans"/>
+          <w:color w:val="2c2a29"/>
+          <w:sz w:val="22"/>
+          <w:szCs w:val="22"/>
+        </w:rPr>
+        <w:t xml:space="preserve">Интерфейс зрителя намеренно короткий: слева всего два раздела — </w:t>
+      </w:r>
+      <w:r>
+        <w:rPr>
+          <w:rFonts w:ascii="PT Sans" w:cs="PT Sans" w:eastAsia="PT Sans" w:hAnsi="PT Sans"/>
+          <w:b/>
+          <w:bCs/>
+          <w:color w:val="2c2a29"/>
+          <w:sz w:val="22"/>
+          <w:szCs w:val="22"/>
+        </w:rPr>
+        <w:t xml:space="preserve">«Дашборды»</w:t>
+      </w:r>
+      <w:r>
+        <w:rPr>
+          <w:rFonts w:ascii="PT Sans" w:cs="PT Sans" w:eastAsia="PT Sans" w:hAnsi="PT Sans"/>
+          <w:color w:val="2c2a29"/>
+          <w:sz w:val="22"/>
+          <w:szCs w:val="22"/>
+        </w:rPr>
+        <w:t xml:space="preserve"> и </w:t>
+      </w:r>
+      <w:r>
+        <w:rPr>
+          <w:rFonts w:ascii="PT Sans" w:cs="PT Sans" w:eastAsia="PT Sans" w:hAnsi="PT Sans"/>
+          <w:b/>
+          <w:bCs/>
+          <w:color w:val="2c2a29"/>
+          <w:sz w:val="22"/>
+          <w:szCs w:val="22"/>
+        </w:rPr>
+        <w:t xml:space="preserve">«Кабинет»</w:t>
+      </w:r>
+      <w:r>
+        <w:rPr>
+          <w:rFonts w:ascii="PT Sans" w:cs="PT Sans" w:eastAsia="PT Sans" w:hAnsi="PT Sans"/>
+          <w:color w:val="2c2a29"/>
+          <w:sz w:val="22"/>
+          <w:szCs w:val="22"/>
+        </w:rPr>
+        <w:t xml:space="preserve"> (плюс </w:t>
+      </w:r>
+      <w:r>
+        <w:rPr>
+          <w:rFonts w:ascii="PT Sans" w:cs="PT Sans" w:eastAsia="PT Sans" w:hAnsi="PT Sans"/>
+          <w:b/>
+          <w:bCs/>
+          <w:color w:val="2c2a29"/>
+          <w:sz w:val="22"/>
+          <w:szCs w:val="22"/>
+        </w:rPr>
+        <w:t xml:space="preserve">«Витрины»</w:t>
+      </w:r>
+      <w:r>
+        <w:rPr>
+          <w:rFonts w:ascii="PT Sans" w:cs="PT Sans" w:eastAsia="PT Sans" w:hAnsi="PT Sans"/>
+          <w:color w:val="2c2a29"/>
+          <w:sz w:val="22"/>
+          <w:szCs w:val="22"/>
+        </w:rPr>
+        <w:t xml:space="preserve">, если вам выдана хотя бы одна). Разделы «Объекты» и «Метрики» — рабочие инструменты модератора: все действия в них всё равно требуют его прав, поэтому зрителю они не показываются. Система открывается сразу списком доступных вам дашбордов.</w:t>
+      </w:r>
+    </w:p>
+    <w:p>
+      <w:pPr>
         <w:keepNext/>
         <w:spacing w:after="60" w:before="160"/>
         <w:jc w:val="center"/>
@@ -554,7 +628,7 @@
       <w:r>
         <w:drawing>
           <wp:inline distT="0" distB="0" distL="0" distR="0">
-            <wp:extent cx="5829300" cy="3648075"/>
+            <wp:extent cx="5829300" cy="3733800"/>
             <wp:effectExtent t="0" r="0" b="0" l="0"/>
             <wp:docPr id="1" name="" descr="" title=""/>
             <wp:cNvGraphicFramePr>
@@ -579,7 +653,7 @@
                   <pic:spPr bwMode="auto">
                     <a:xfrm>
                       <a:off x="0" y="0"/>
-                      <a:ext cx="5829300" cy="3648075"/>
+                      <a:ext cx="5829300" cy="3733800"/>
                     </a:xfrm>
                     <a:prstGeom prst="rect">
                       <a:avLst/>
@@ -606,7 +680,7 @@
           <w:sz w:val="18"/>
           <w:szCs w:val="18"/>
         </w:rPr>
-        <w:t xml:space="preserve">Рис. 3. Главная страница пользователя: сводка, ключевые показатели, каталог страниц</w:t>
+        <w:t xml:space="preserve">Рис. 3. Интерфейс обычного пользователя: список разрешённых дашбордов</w:t>
       </w:r>
     </w:p>
     <w:p>
@@ -620,87 +694,7 @@
           <w:sz w:val="22"/>
           <w:szCs w:val="22"/>
         </w:rPr>
-        <w:t xml:space="preserve">Слева — разделы, доступные вашей роли: </w:t>
-      </w:r>
-      <w:r>
-        <w:rPr>
-          <w:rFonts w:ascii="PT Sans" w:cs="PT Sans" w:eastAsia="PT Sans" w:hAnsi="PT Sans"/>
-          <w:b/>
-          <w:bCs/>
-          <w:color w:val="2c2a29"/>
-          <w:sz w:val="22"/>
-          <w:szCs w:val="22"/>
-        </w:rPr>
-        <w:t xml:space="preserve">Главная</w:t>
-      </w:r>
-      <w:r>
-        <w:rPr>
-          <w:rFonts w:ascii="PT Sans" w:cs="PT Sans" w:eastAsia="PT Sans" w:hAnsi="PT Sans"/>
-          <w:color w:val="2c2a29"/>
-          <w:sz w:val="22"/>
-          <w:szCs w:val="22"/>
-        </w:rPr>
-        <w:t xml:space="preserve">, </w:t>
-      </w:r>
-      <w:r>
-        <w:rPr>
-          <w:rFonts w:ascii="PT Sans" w:cs="PT Sans" w:eastAsia="PT Sans" w:hAnsi="PT Sans"/>
-          <w:b/>
-          <w:bCs/>
-          <w:color w:val="2c2a29"/>
-          <w:sz w:val="22"/>
-          <w:szCs w:val="22"/>
-        </w:rPr>
-        <w:t xml:space="preserve">Объекты</w:t>
-      </w:r>
-      <w:r>
-        <w:rPr>
-          <w:rFonts w:ascii="PT Sans" w:cs="PT Sans" w:eastAsia="PT Sans" w:hAnsi="PT Sans"/>
-          <w:color w:val="2c2a29"/>
-          <w:sz w:val="22"/>
-          <w:szCs w:val="22"/>
-        </w:rPr>
-        <w:t xml:space="preserve">, </w:t>
-      </w:r>
-      <w:r>
-        <w:rPr>
-          <w:rFonts w:ascii="PT Sans" w:cs="PT Sans" w:eastAsia="PT Sans" w:hAnsi="PT Sans"/>
-          <w:b/>
-          <w:bCs/>
-          <w:color w:val="2c2a29"/>
-          <w:sz w:val="22"/>
-          <w:szCs w:val="22"/>
-        </w:rPr>
-        <w:t xml:space="preserve">Метрики</w:t>
-      </w:r>
-      <w:r>
-        <w:rPr>
-          <w:rFonts w:ascii="PT Sans" w:cs="PT Sans" w:eastAsia="PT Sans" w:hAnsi="PT Sans"/>
-          <w:color w:val="2c2a29"/>
-          <w:sz w:val="22"/>
-          <w:szCs w:val="22"/>
-        </w:rPr>
-        <w:t xml:space="preserve">, </w:t>
-      </w:r>
-      <w:r>
-        <w:rPr>
-          <w:rFonts w:ascii="PT Sans" w:cs="PT Sans" w:eastAsia="PT Sans" w:hAnsi="PT Sans"/>
-          <w:b/>
-          <w:bCs/>
-          <w:color w:val="2c2a29"/>
-          <w:sz w:val="22"/>
-          <w:szCs w:val="22"/>
-        </w:rPr>
-        <w:t xml:space="preserve">Дашборды</w:t>
-      </w:r>
-      <w:r>
-        <w:rPr>
-          <w:rFonts w:ascii="PT Sans" w:cs="PT Sans" w:eastAsia="PT Sans" w:hAnsi="PT Sans"/>
-          <w:color w:val="2c2a29"/>
-          <w:sz w:val="22"/>
-          <w:szCs w:val="22"/>
-        </w:rPr>
-        <w:t xml:space="preserve">. В шапке: индикатор состояния системы (API/БД), ваше имя и роль, колокольчик уведомлений, переключатель темы оформления и кнопка «Выйти».</w:t>
+        <w:t xml:space="preserve">В шапке: индикатор состояния системы (API/БД), ваше имя и роль, колокольчик уведомлений, переключатель темы оформления и кнопка «Выйти».</w:t>
       </w:r>
     </w:p>
     <w:p>
@@ -721,16 +715,16 @@
           <w:sz w:val="22"/>
           <w:szCs w:val="22"/>
         </w:rPr>
-        <w:t xml:space="preserve">Витрина ключевых показателей</w:t>
-      </w:r>
-      <w:r>
-        <w:rPr>
-          <w:rFonts w:ascii="PT Sans" w:cs="PT Sans" w:eastAsia="PT Sans" w:hAnsi="PT Sans"/>
-          <w:color w:val="2c2a29"/>
-          <w:sz w:val="22"/>
-          <w:szCs w:val="22"/>
-        </w:rPr>
-        <w:t xml:space="preserve"> — карточки KPI прямо на главной; набор карточек можно настроить («Добавить показатель…» → «На главную»).</w:t>
+        <w:t xml:space="preserve">Поиск и избранное</w:t>
+      </w:r>
+      <w:r>
+        <w:rPr>
+          <w:rFonts w:ascii="PT Sans" w:cs="PT Sans" w:eastAsia="PT Sans" w:hAnsi="PT Sans"/>
+          <w:color w:val="2c2a29"/>
+          <w:sz w:val="22"/>
+          <w:szCs w:val="22"/>
+        </w:rPr>
+        <w:t xml:space="preserve"> — поле поиска по названию дашборда или страницы; звёздочка ☆ добавляет дашборд в избранное, избранные показываются первыми.</w:t>
       </w:r>
     </w:p>
     <w:p>
@@ -751,16 +745,16 @@
           <w:sz w:val="22"/>
           <w:szCs w:val="22"/>
         </w:rPr>
-        <w:t xml:space="preserve">Каталог страниц</w:t>
-      </w:r>
-      <w:r>
-        <w:rPr>
-          <w:rFonts w:ascii="PT Sans" w:cs="PT Sans" w:eastAsia="PT Sans" w:hAnsi="PT Sans"/>
-          <w:color w:val="2c2a29"/>
-          <w:sz w:val="22"/>
-          <w:szCs w:val="22"/>
-        </w:rPr>
-        <w:t xml:space="preserve"> — список доступных вам дашбордов и их страниц с числом просмотров: один клик — и вы на нужной странице.</w:t>
+        <w:t xml:space="preserve">Фильтр «Папка»</w:t>
+      </w:r>
+      <w:r>
+        <w:rPr>
+          <w:rFonts w:ascii="PT Sans" w:cs="PT Sans" w:eastAsia="PT Sans" w:hAnsi="PT Sans"/>
+          <w:color w:val="2c2a29"/>
+          <w:sz w:val="22"/>
+          <w:szCs w:val="22"/>
+        </w:rPr>
+        <w:t xml:space="preserve"> — если дашбордов много, их можно отобрать по объекту и папке (например, по своему отделу).</w:t>
       </w:r>
     </w:p>
     <w:p>
@@ -1240,6 +1234,199 @@
           <w:szCs w:val="22"/>
         </w:rPr>
         <w:t xml:space="preserve">На виджетах динамики система показывает прирост к предыдущему периоду («К пред. периоду: ↑ +20 (16.67%)»). Виджет «Год к году» сравнивает текущий год с прошлым по месяцам: прошлый год — пунктирная линия, текущий — сплошная; под графиком — итог сравнения за сопоставимые месяцы.</w:t>
+      </w:r>
+    </w:p>
+    <w:p>
+      <w:pPr>
+        <w:pStyle w:val="Heading2"/>
+        <w:spacing w:after="120" w:before="280"/>
+      </w:pPr>
+      <w:r>
+        <w:rPr>
+          <w:rFonts w:ascii="PT Sans" w:cs="PT Sans" w:eastAsia="PT Sans" w:hAnsi="PT Sans"/>
+          <w:b/>
+          <w:bCs/>
+          <w:color w:val="2c2a29"/>
+          <w:sz w:val="26"/>
+          <w:szCs w:val="26"/>
+        </w:rPr>
+        <w:t xml:space="preserve">4.4. Как читать таблицы и подсказки</w:t>
+      </w:r>
+    </w:p>
+    <w:p>
+      <w:pPr>
+        <w:pStyle w:val="ListParagraph"/>
+        <w:numPr>
+          <w:ilvl w:val="0"/>
+          <w:numId w:val="3"/>
+        </w:numPr>
+        <w:spacing w:after="60" w:line="280"/>
+      </w:pPr>
+      <w:r>
+        <w:rPr>
+          <w:rFonts w:ascii="PT Sans" w:cs="PT Sans" w:eastAsia="PT Sans" w:hAnsi="PT Sans"/>
+          <w:color w:val="2c2a29"/>
+          <w:sz w:val="22"/>
+          <w:szCs w:val="22"/>
+        </w:rPr>
+        <w:t xml:space="preserve">Значок </w:t>
+      </w:r>
+      <w:r>
+        <w:rPr>
+          <w:rFonts w:ascii="PT Sans" w:cs="PT Sans" w:eastAsia="PT Sans" w:hAnsi="PT Sans"/>
+          <w:b/>
+          <w:bCs/>
+          <w:color w:val="2c2a29"/>
+          <w:sz w:val="22"/>
+          <w:szCs w:val="22"/>
+        </w:rPr>
+        <w:t xml:space="preserve">«i»</w:t>
+      </w:r>
+      <w:r>
+        <w:rPr>
+          <w:rFonts w:ascii="PT Sans" w:cs="PT Sans" w:eastAsia="PT Sans" w:hAnsi="PT Sans"/>
+          <w:color w:val="2c2a29"/>
+          <w:sz w:val="22"/>
+          <w:szCs w:val="22"/>
+        </w:rPr>
+        <w:t xml:space="preserve"> у виджета поясняет, что показывает виджет; </w:t>
+      </w:r>
+      <w:r>
+        <w:rPr>
+          <w:rFonts w:ascii="PT Sans" w:cs="PT Sans" w:eastAsia="PT Sans" w:hAnsi="PT Sans"/>
+          <w:b/>
+          <w:bCs/>
+          <w:color w:val="2c2a29"/>
+          <w:sz w:val="22"/>
+          <w:szCs w:val="22"/>
+        </w:rPr>
+        <w:t xml:space="preserve">«🔍 подробнее»</w:t>
+      </w:r>
+      <w:r>
+        <w:rPr>
+          <w:rFonts w:ascii="PT Sans" w:cs="PT Sans" w:eastAsia="PT Sans" w:hAnsi="PT Sans"/>
+          <w:color w:val="2c2a29"/>
+          <w:sz w:val="22"/>
+          <w:szCs w:val="22"/>
+        </w:rPr>
+        <w:t xml:space="preserve"> раскрывает расчёт: формулу показателя и первичные строки из файла.</w:t>
+      </w:r>
+    </w:p>
+    <w:p>
+      <w:pPr>
+        <w:pStyle w:val="ListParagraph"/>
+        <w:numPr>
+          <w:ilvl w:val="0"/>
+          <w:numId w:val="3"/>
+        </w:numPr>
+        <w:spacing w:after="60" w:line="280"/>
+      </w:pPr>
+      <w:r>
+        <w:rPr>
+          <w:rFonts w:ascii="PT Sans" w:cs="PT Sans" w:eastAsia="PT Sans" w:hAnsi="PT Sans"/>
+          <w:color w:val="2c2a29"/>
+          <w:sz w:val="22"/>
+          <w:szCs w:val="22"/>
+        </w:rPr>
+        <w:t xml:space="preserve">Клик по </w:t>
+      </w:r>
+      <w:r>
+        <w:rPr>
+          <w:rFonts w:ascii="PT Sans" w:cs="PT Sans" w:eastAsia="PT Sans" w:hAnsi="PT Sans"/>
+          <w:b/>
+          <w:bCs/>
+          <w:color w:val="2c2a29"/>
+          <w:sz w:val="22"/>
+          <w:szCs w:val="22"/>
+        </w:rPr>
+        <w:t xml:space="preserve">заголовку столбца</w:t>
+      </w:r>
+      <w:r>
+        <w:rPr>
+          <w:rFonts w:ascii="PT Sans" w:cs="PT Sans" w:eastAsia="PT Sans" w:hAnsi="PT Sans"/>
+          <w:color w:val="2c2a29"/>
+          <w:sz w:val="22"/>
+          <w:szCs w:val="22"/>
+        </w:rPr>
+        <w:t xml:space="preserve"> таблицы сортирует по нему: ▲ по возрастанию, ▼ по убыванию, третий клик — сброс. Первый столбец с названиями строк закреплён и не уезжает при прокрутке вправо.</w:t>
+      </w:r>
+    </w:p>
+    <w:p>
+      <w:pPr>
+        <w:pStyle w:val="ListParagraph"/>
+        <w:numPr>
+          <w:ilvl w:val="0"/>
+          <w:numId w:val="3"/>
+        </w:numPr>
+        <w:spacing w:after="60" w:line="280"/>
+      </w:pPr>
+      <w:r>
+        <w:rPr>
+          <w:rFonts w:ascii="PT Sans" w:cs="PT Sans" w:eastAsia="PT Sans" w:hAnsi="PT Sans"/>
+          <w:color w:val="2c2a29"/>
+          <w:sz w:val="22"/>
+          <w:szCs w:val="22"/>
+        </w:rPr>
+        <w:t xml:space="preserve">На графике </w:t>
+      </w:r>
+      <w:r>
+        <w:rPr>
+          <w:rFonts w:ascii="PT Sans" w:cs="PT Sans" w:eastAsia="PT Sans" w:hAnsi="PT Sans"/>
+          <w:b/>
+          <w:bCs/>
+          <w:color w:val="2c2a29"/>
+          <w:sz w:val="22"/>
+          <w:szCs w:val="22"/>
+        </w:rPr>
+        <w:t xml:space="preserve">«Динамика»</w:t>
+      </w:r>
+      <w:r>
+        <w:rPr>
+          <w:rFonts w:ascii="PT Sans" w:cs="PT Sans" w:eastAsia="PT Sans" w:hAnsi="PT Sans"/>
+          <w:color w:val="2c2a29"/>
+          <w:sz w:val="22"/>
+          <w:szCs w:val="22"/>
+        </w:rPr>
+        <w:t xml:space="preserve"> под графиком подписано, между какими датами прирост, и итог за весь период; наведение на точку показывает изменение к предыдущему периоду.</w:t>
+      </w:r>
+    </w:p>
+    <w:p>
+      <w:pPr>
+        <w:pStyle w:val="ListParagraph"/>
+        <w:numPr>
+          <w:ilvl w:val="0"/>
+          <w:numId w:val="3"/>
+        </w:numPr>
+        <w:spacing w:after="60" w:line="280"/>
+      </w:pPr>
+      <w:r>
+        <w:rPr>
+          <w:rFonts w:ascii="PT Sans" w:cs="PT Sans" w:eastAsia="PT Sans" w:hAnsi="PT Sans"/>
+          <w:color w:val="2c2a29"/>
+          <w:sz w:val="22"/>
+          <w:szCs w:val="22"/>
+        </w:rPr>
+        <w:t xml:space="preserve">Если число не помещается в карточку, оно </w:t>
+      </w:r>
+      <w:r>
+        <w:rPr>
+          <w:rFonts w:ascii="PT Sans" w:cs="PT Sans" w:eastAsia="PT Sans" w:hAnsi="PT Sans"/>
+          <w:b/>
+          <w:bCs/>
+          <w:color w:val="2c2a29"/>
+          <w:sz w:val="22"/>
+          <w:szCs w:val="22"/>
+        </w:rPr>
+        <w:t xml:space="preserve">уменьшается, но не обрезается</w:t>
+      </w:r>
+      <w:r>
+        <w:rPr>
+          <w:rFonts w:ascii="PT Sans" w:cs="PT Sans" w:eastAsia="PT Sans" w:hAnsi="PT Sans"/>
+          <w:color w:val="2c2a29"/>
+          <w:sz w:val="22"/>
+          <w:szCs w:val="22"/>
+        </w:rPr>
+        <w:t xml:space="preserve"> — показанное значение всегда полное.</w:t>
       </w:r>
     </w:p>
     <w:p>

--- a/docs/Руководство_пользователя.docx
+++ b/docs/Руководство_пользователя.docx
@@ -82,7 +82,7 @@
           <w:sz w:val="22"/>
           <w:szCs w:val="22"/>
         </w:rPr>
-        <w:t xml:space="preserve">Версия 1.1 · июль 2026</w:t>
+        <w:t xml:space="preserve">Версия 1.2 · август 2026</w:t>
       </w:r>
     </w:p>
     <w:p>
@@ -96,7 +96,7 @@
           <w:sz w:val="22"/>
           <w:szCs w:val="22"/>
         </w:rPr>
-        <w:t xml:space="preserve">ГБУ «МФЦ ДНР» · первое внедрение · июль 2026</w:t>
+        <w:t xml:space="preserve">ГБУ «МФЦ ДНР» · первое внедрение · август 2026</w:t>
       </w:r>
     </w:p>
     <w:p>
@@ -922,7 +922,7 @@
       <w:r>
         <w:drawing>
           <wp:inline distT="0" distB="0" distL="0" distR="0">
-            <wp:extent cx="5829300" cy="3733800"/>
+            <wp:extent cx="5829300" cy="4124325"/>
             <wp:effectExtent t="0" r="0" b="0" l="0"/>
             <wp:docPr id="1" name="" descr="" title=""/>
             <wp:cNvGraphicFramePr>
@@ -947,7 +947,7 @@
                   <pic:spPr bwMode="auto">
                     <a:xfrm>
                       <a:off x="0" y="0"/>
-                      <a:ext cx="5829300" cy="3733800"/>
+                      <a:ext cx="5829300" cy="4124325"/>
                     </a:xfrm>
                     <a:prstGeom prst="rect">
                       <a:avLst/>
